--- a/opd/6/ОПД Лаб6 Горелов И. А. P3131.docx
+++ b/opd/6/ОПД Лаб6 Горелов И. А. P3131.docx
@@ -2344,6 +2344,29 @@
           <w14:ligatures w14:val="none"/>
         </w:rPr>
       </w:pPr>
+      <w:proofErr w:type="spellStart"/>
+      <w:r>
+        <w:rPr>
+          <w:rFonts w:ascii="Consolas" w:eastAsia="Times New Roman" w:hAnsi="Consolas"/>
+          <w:kern w:val="0"/>
+          <w:szCs w:val="38"/>
+          <w:lang w:val="en-US" w:eastAsia="ru-RU"/>
+          <w14:ligatures w14:val="none"/>
+        </w:rPr>
+        <w:t>cla</w:t>
+      </w:r>
+      <w:proofErr w:type="spellEnd"/>
+    </w:p>
+    <w:p>
+      <w:pPr>
+        <w:rPr>
+          <w:rFonts w:ascii="Consolas" w:eastAsia="Times New Roman" w:hAnsi="Consolas"/>
+          <w:kern w:val="0"/>
+          <w:szCs w:val="38"/>
+          <w:lang w:val="en-US" w:eastAsia="ru-RU"/>
+          <w14:ligatures w14:val="none"/>
+        </w:rPr>
+      </w:pPr>
       <w:r>
         <w:rPr>
           <w:rFonts w:ascii="Consolas" w:eastAsia="Times New Roman" w:hAnsi="Consolas"/>
@@ -2395,7 +2418,7 @@
           <w:lang w:val="en-US" w:eastAsia="ru-RU"/>
           <w14:ligatures w14:val="none"/>
         </w:rPr>
-        <w:t>nop</w:t>
+        <w:t>hlt</w:t>
       </w:r>
       <w:proofErr w:type="spellEnd"/>
     </w:p>
@@ -2526,7 +2549,7 @@
           <w:lang w:val="en-US" w:eastAsia="ru-RU"/>
           <w14:ligatures w14:val="none"/>
         </w:rPr>
-        <w:t>nop</w:t>
+        <w:t>hlt</w:t>
       </w:r>
       <w:proofErr w:type="spellEnd"/>
     </w:p>
@@ -2799,6 +2822,7 @@
           <w:lang w:val="en-US" w:eastAsia="ru-RU"/>
           <w14:ligatures w14:val="none"/>
         </w:rPr>
+        <w:lastRenderedPageBreak/>
         <w:t>call $</w:t>
       </w:r>
       <w:proofErr w:type="spellStart"/>
@@ -2832,20 +2856,922 @@
           <w:lang w:val="en-US" w:eastAsia="ru-RU"/>
           <w14:ligatures w14:val="none"/>
         </w:rPr>
+        <w:t>pop</w:t>
+      </w:r>
+    </w:p>
+    <w:p>
+      <w:pPr>
+        <w:rPr>
+          <w:rFonts w:ascii="Consolas" w:eastAsia="Times New Roman" w:hAnsi="Consolas"/>
+          <w:kern w:val="0"/>
+          <w:szCs w:val="38"/>
+          <w:lang w:val="en-US" w:eastAsia="ru-RU"/>
+          <w14:ligatures w14:val="none"/>
+        </w:rPr>
+      </w:pPr>
+      <w:proofErr w:type="spellStart"/>
+      <w:r>
+        <w:rPr>
+          <w:rFonts w:ascii="Consolas" w:eastAsia="Times New Roman" w:hAnsi="Consolas"/>
+          <w:kern w:val="0"/>
+          <w:szCs w:val="38"/>
+          <w:lang w:val="en-US" w:eastAsia="ru-RU"/>
+          <w14:ligatures w14:val="none"/>
+        </w:rPr>
+        <w:t>hlt</w:t>
+      </w:r>
+      <w:proofErr w:type="spellEnd"/>
+    </w:p>
+    <w:p>
+      <w:pPr>
+        <w:rPr>
+          <w:rFonts w:ascii="Consolas" w:eastAsia="Times New Roman" w:hAnsi="Consolas"/>
+          <w:kern w:val="0"/>
+          <w:szCs w:val="38"/>
+          <w:lang w:val="en-US" w:eastAsia="ru-RU"/>
+          <w14:ligatures w14:val="none"/>
+        </w:rPr>
+      </w:pPr>
+      <w:r>
+        <w:rPr>
+          <w:rFonts w:ascii="Consolas" w:eastAsia="Times New Roman" w:hAnsi="Consolas"/>
+          <w:kern w:val="0"/>
+          <w:szCs w:val="38"/>
+          <w:lang w:val="en-US" w:eastAsia="ru-RU"/>
+          <w14:ligatures w14:val="none"/>
+        </w:rPr>
+        <w:t>out 0x6</w:t>
+      </w:r>
+    </w:p>
+    <w:p>
+      <w:pPr>
+        <w:rPr>
+          <w:rFonts w:ascii="Consolas" w:eastAsia="Times New Roman" w:hAnsi="Consolas"/>
+          <w:kern w:val="0"/>
+          <w:szCs w:val="38"/>
+          <w:lang w:val="en-US" w:eastAsia="ru-RU"/>
+          <w14:ligatures w14:val="none"/>
+        </w:rPr>
+      </w:pPr>
+      <w:proofErr w:type="spellStart"/>
+      <w:r>
+        <w:rPr>
+          <w:rFonts w:ascii="Consolas" w:eastAsia="Times New Roman" w:hAnsi="Consolas"/>
+          <w:kern w:val="0"/>
+          <w:szCs w:val="38"/>
+          <w:lang w:val="en-US" w:eastAsia="ru-RU"/>
+          <w14:ligatures w14:val="none"/>
+        </w:rPr>
+        <w:t>st</w:t>
+      </w:r>
+      <w:proofErr w:type="spellEnd"/>
+      <w:r>
+        <w:rPr>
+          <w:rFonts w:ascii="Consolas" w:eastAsia="Times New Roman" w:hAnsi="Consolas"/>
+          <w:kern w:val="0"/>
+          <w:szCs w:val="38"/>
+          <w:lang w:val="en-US" w:eastAsia="ru-RU"/>
+          <w14:ligatures w14:val="none"/>
+        </w:rPr>
+        <w:t xml:space="preserve"> (x)</w:t>
+      </w:r>
+    </w:p>
+    <w:p>
+      <w:pPr>
+        <w:rPr>
+          <w:rFonts w:ascii="Consolas" w:eastAsia="Times New Roman" w:hAnsi="Consolas"/>
+          <w:kern w:val="0"/>
+          <w:szCs w:val="38"/>
+          <w:lang w:val="en-US" w:eastAsia="ru-RU"/>
+          <w14:ligatures w14:val="none"/>
+        </w:rPr>
+      </w:pPr>
+      <w:proofErr w:type="spellStart"/>
+      <w:r>
+        <w:rPr>
+          <w:rFonts w:ascii="Consolas" w:eastAsia="Times New Roman" w:hAnsi="Consolas"/>
+          <w:kern w:val="0"/>
+          <w:szCs w:val="38"/>
+          <w:lang w:val="en-US" w:eastAsia="ru-RU"/>
+          <w14:ligatures w14:val="none"/>
+        </w:rPr>
+        <w:t>ei</w:t>
+      </w:r>
+      <w:proofErr w:type="spellEnd"/>
+    </w:p>
+    <w:p>
+      <w:pPr>
+        <w:rPr>
+          <w:rFonts w:ascii="Consolas" w:eastAsia="Times New Roman" w:hAnsi="Consolas"/>
+          <w:kern w:val="0"/>
+          <w:szCs w:val="38"/>
+          <w:lang w:val="en-US" w:eastAsia="ru-RU"/>
+          <w14:ligatures w14:val="none"/>
+        </w:rPr>
+      </w:pPr>
+      <w:proofErr w:type="spellStart"/>
+      <w:r>
+        <w:rPr>
+          <w:rFonts w:ascii="Consolas" w:eastAsia="Times New Roman" w:hAnsi="Consolas"/>
+          <w:kern w:val="0"/>
+          <w:szCs w:val="38"/>
+          <w:lang w:val="en-US" w:eastAsia="ru-RU"/>
+          <w14:ligatures w14:val="none"/>
+        </w:rPr>
+        <w:t>iret</w:t>
+      </w:r>
+      <w:proofErr w:type="spellEnd"/>
+    </w:p>
+    <w:p>
+      <w:pPr>
+        <w:rPr>
+          <w:rFonts w:ascii="Consolas" w:eastAsia="Times New Roman" w:hAnsi="Consolas"/>
+          <w:kern w:val="0"/>
+          <w:szCs w:val="38"/>
+          <w:lang w:val="en-US" w:eastAsia="ru-RU"/>
+          <w14:ligatures w14:val="none"/>
+        </w:rPr>
+      </w:pPr>
+    </w:p>
+    <w:p>
+      <w:pPr>
+        <w:rPr>
+          <w:rFonts w:ascii="Consolas" w:eastAsia="Times New Roman" w:hAnsi="Consolas"/>
+          <w:kern w:val="0"/>
+          <w:szCs w:val="38"/>
+          <w:lang w:val="en-US" w:eastAsia="ru-RU"/>
+          <w14:ligatures w14:val="none"/>
+        </w:rPr>
+      </w:pPr>
+      <w:proofErr w:type="spellStart"/>
+      <w:r>
+        <w:rPr>
+          <w:rFonts w:ascii="Consolas" w:eastAsia="Times New Roman" w:hAnsi="Consolas"/>
+          <w:kern w:val="0"/>
+          <w:szCs w:val="38"/>
+          <w:lang w:val="en-US" w:eastAsia="ru-RU"/>
+          <w14:ligatures w14:val="none"/>
+        </w:rPr>
+        <w:t>func</w:t>
+      </w:r>
+      <w:proofErr w:type="spellEnd"/>
+      <w:r>
+        <w:rPr>
+          <w:rFonts w:ascii="Consolas" w:eastAsia="Times New Roman" w:hAnsi="Consolas"/>
+          <w:kern w:val="0"/>
+          <w:szCs w:val="38"/>
+          <w:lang w:val="en-US" w:eastAsia="ru-RU"/>
+          <w14:ligatures w14:val="none"/>
+        </w:rPr>
+        <w:t>:</w:t>
+      </w:r>
+    </w:p>
+    <w:p>
+      <w:pPr>
+        <w:rPr>
+          <w:rFonts w:ascii="Consolas" w:eastAsia="Times New Roman" w:hAnsi="Consolas"/>
+          <w:kern w:val="0"/>
+          <w:szCs w:val="38"/>
+          <w:lang w:val="en-US" w:eastAsia="ru-RU"/>
+          <w14:ligatures w14:val="none"/>
+        </w:rPr>
+      </w:pPr>
+      <w:proofErr w:type="spellStart"/>
+      <w:r>
+        <w:rPr>
+          <w:rFonts w:ascii="Consolas" w:eastAsia="Times New Roman" w:hAnsi="Consolas"/>
+          <w:kern w:val="0"/>
+          <w:szCs w:val="38"/>
+          <w:lang w:val="en-US" w:eastAsia="ru-RU"/>
+          <w14:ligatures w14:val="none"/>
+        </w:rPr>
+        <w:t>ld</w:t>
+      </w:r>
+      <w:proofErr w:type="spellEnd"/>
+      <w:r>
+        <w:rPr>
+          <w:rFonts w:ascii="Consolas" w:eastAsia="Times New Roman" w:hAnsi="Consolas"/>
+          <w:kern w:val="0"/>
+          <w:szCs w:val="38"/>
+          <w:lang w:val="en-US" w:eastAsia="ru-RU"/>
+          <w14:ligatures w14:val="none"/>
+        </w:rPr>
+        <w:t xml:space="preserve"> #5</w:t>
+      </w:r>
+    </w:p>
+    <w:p>
+      <w:pPr>
+        <w:rPr>
+          <w:rFonts w:ascii="Consolas" w:eastAsia="Times New Roman" w:hAnsi="Consolas"/>
+          <w:kern w:val="0"/>
+          <w:szCs w:val="38"/>
+          <w:lang w:val="en-US" w:eastAsia="ru-RU"/>
+          <w14:ligatures w14:val="none"/>
+        </w:rPr>
+      </w:pPr>
+      <w:proofErr w:type="spellStart"/>
+      <w:r>
+        <w:rPr>
+          <w:rFonts w:ascii="Consolas" w:eastAsia="Times New Roman" w:hAnsi="Consolas"/>
+          <w:kern w:val="0"/>
+          <w:szCs w:val="38"/>
+          <w:lang w:val="en-US" w:eastAsia="ru-RU"/>
+          <w14:ligatures w14:val="none"/>
+        </w:rPr>
+        <w:t>st</w:t>
+      </w:r>
+      <w:proofErr w:type="spellEnd"/>
+      <w:r>
+        <w:rPr>
+          <w:rFonts w:ascii="Consolas" w:eastAsia="Times New Roman" w:hAnsi="Consolas"/>
+          <w:kern w:val="0"/>
+          <w:szCs w:val="38"/>
+          <w:lang w:val="en-US" w:eastAsia="ru-RU"/>
+          <w14:ligatures w14:val="none"/>
+        </w:rPr>
+        <w:t xml:space="preserve"> counter</w:t>
+      </w:r>
+    </w:p>
+    <w:p>
+      <w:pPr>
+        <w:rPr>
+          <w:rFonts w:ascii="Consolas" w:eastAsia="Times New Roman" w:hAnsi="Consolas"/>
+          <w:kern w:val="0"/>
+          <w:szCs w:val="38"/>
+          <w:lang w:val="en-US" w:eastAsia="ru-RU"/>
+          <w14:ligatures w14:val="none"/>
+        </w:rPr>
+      </w:pPr>
+      <w:proofErr w:type="spellStart"/>
+      <w:r>
+        <w:rPr>
+          <w:rFonts w:ascii="Consolas" w:eastAsia="Times New Roman" w:hAnsi="Consolas"/>
+          <w:kern w:val="0"/>
+          <w:szCs w:val="38"/>
+          <w:lang w:val="en-US" w:eastAsia="ru-RU"/>
+          <w14:ligatures w14:val="none"/>
+        </w:rPr>
+        <w:t>cla</w:t>
+      </w:r>
+      <w:proofErr w:type="spellEnd"/>
+    </w:p>
+    <w:p>
+      <w:pPr>
+        <w:rPr>
+          <w:rFonts w:ascii="Consolas" w:eastAsia="Times New Roman" w:hAnsi="Consolas"/>
+          <w:kern w:val="0"/>
+          <w:szCs w:val="38"/>
+          <w:lang w:val="en-US" w:eastAsia="ru-RU"/>
+          <w14:ligatures w14:val="none"/>
+        </w:rPr>
+      </w:pPr>
+      <w:r>
+        <w:rPr>
+          <w:rFonts w:ascii="Consolas" w:eastAsia="Times New Roman" w:hAnsi="Consolas"/>
+          <w:kern w:val="0"/>
+          <w:szCs w:val="38"/>
+          <w:lang w:val="en-US" w:eastAsia="ru-RU"/>
+          <w14:ligatures w14:val="none"/>
+        </w:rPr>
+        <w:t>cycle: add &amp;1</w:t>
+      </w:r>
+    </w:p>
+    <w:p>
+      <w:pPr>
+        <w:rPr>
+          <w:rFonts w:ascii="Consolas" w:eastAsia="Times New Roman" w:hAnsi="Consolas"/>
+          <w:kern w:val="0"/>
+          <w:szCs w:val="38"/>
+          <w:lang w:val="en-US" w:eastAsia="ru-RU"/>
+          <w14:ligatures w14:val="none"/>
+        </w:rPr>
+      </w:pPr>
+      <w:r>
+        <w:rPr>
+          <w:rFonts w:ascii="Consolas" w:eastAsia="Times New Roman" w:hAnsi="Consolas"/>
+          <w:kern w:val="0"/>
+          <w:szCs w:val="38"/>
+          <w:lang w:val="en-US" w:eastAsia="ru-RU"/>
+          <w14:ligatures w14:val="none"/>
+        </w:rPr>
+        <w:t>loop counter</w:t>
+      </w:r>
+    </w:p>
+    <w:p>
+      <w:pPr>
+        <w:rPr>
+          <w:rFonts w:ascii="Consolas" w:eastAsia="Times New Roman" w:hAnsi="Consolas"/>
+          <w:kern w:val="0"/>
+          <w:szCs w:val="38"/>
+          <w:lang w:val="en-US" w:eastAsia="ru-RU"/>
+          <w14:ligatures w14:val="none"/>
+        </w:rPr>
+      </w:pPr>
+      <w:r>
+        <w:rPr>
+          <w:rFonts w:ascii="Consolas" w:eastAsia="Times New Roman" w:hAnsi="Consolas"/>
+          <w:kern w:val="0"/>
+          <w:szCs w:val="38"/>
+          <w:lang w:val="en-US" w:eastAsia="ru-RU"/>
+          <w14:ligatures w14:val="none"/>
+        </w:rPr>
+        <w:t>jump cycle</w:t>
+      </w:r>
+    </w:p>
+    <w:p>
+      <w:pPr>
+        <w:rPr>
+          <w:rFonts w:ascii="Consolas" w:eastAsia="Times New Roman" w:hAnsi="Consolas"/>
+          <w:kern w:val="0"/>
+          <w:szCs w:val="38"/>
+          <w:lang w:val="en-US" w:eastAsia="ru-RU"/>
+          <w14:ligatures w14:val="none"/>
+        </w:rPr>
+      </w:pPr>
+      <w:r>
+        <w:rPr>
+          <w:rFonts w:ascii="Consolas" w:eastAsia="Times New Roman" w:hAnsi="Consolas"/>
+          <w:kern w:val="0"/>
+          <w:szCs w:val="38"/>
+          <w:lang w:val="en-US" w:eastAsia="ru-RU"/>
+          <w14:ligatures w14:val="none"/>
+        </w:rPr>
+        <w:t>sub #10</w:t>
+      </w:r>
+    </w:p>
+    <w:p>
+      <w:pPr>
+        <w:rPr>
+          <w:rFonts w:ascii="Consolas" w:eastAsia="Times New Roman" w:hAnsi="Consolas"/>
+          <w:kern w:val="0"/>
+          <w:szCs w:val="38"/>
+          <w:lang w:val="en-US" w:eastAsia="ru-RU"/>
+          <w14:ligatures w14:val="none"/>
+        </w:rPr>
+      </w:pPr>
+      <w:proofErr w:type="spellStart"/>
+      <w:r>
+        <w:rPr>
+          <w:rFonts w:ascii="Consolas" w:eastAsia="Times New Roman" w:hAnsi="Consolas"/>
+          <w:kern w:val="0"/>
+          <w:szCs w:val="38"/>
+          <w:lang w:val="en-US" w:eastAsia="ru-RU"/>
+          <w14:ligatures w14:val="none"/>
+        </w:rPr>
+        <w:t>st</w:t>
+      </w:r>
+      <w:proofErr w:type="spellEnd"/>
+      <w:r>
+        <w:rPr>
+          <w:rFonts w:ascii="Consolas" w:eastAsia="Times New Roman" w:hAnsi="Consolas"/>
+          <w:kern w:val="0"/>
+          <w:szCs w:val="38"/>
+          <w:lang w:val="en-US" w:eastAsia="ru-RU"/>
+          <w14:ligatures w14:val="none"/>
+        </w:rPr>
+        <w:t xml:space="preserve"> &amp;1</w:t>
+      </w:r>
+    </w:p>
+    <w:p>
+      <w:pPr>
+        <w:rPr>
+          <w:rFonts w:ascii="Consolas" w:eastAsia="Times New Roman" w:hAnsi="Consolas"/>
+          <w:kern w:val="0"/>
+          <w:szCs w:val="38"/>
+          <w:lang w:val="en-US" w:eastAsia="ru-RU"/>
+          <w14:ligatures w14:val="none"/>
+        </w:rPr>
+      </w:pPr>
+      <w:r>
+        <w:rPr>
+          <w:rFonts w:ascii="Consolas" w:eastAsia="Times New Roman" w:hAnsi="Consolas"/>
+          <w:kern w:val="0"/>
+          <w:szCs w:val="38"/>
+          <w:lang w:val="en-US" w:eastAsia="ru-RU"/>
+          <w14:ligatures w14:val="none"/>
+        </w:rPr>
+        <w:t>ret</w:t>
+      </w:r>
+    </w:p>
+    <w:p>
+      <w:pPr>
+        <w:rPr>
+          <w:rFonts w:ascii="Consolas" w:eastAsia="Times New Roman" w:hAnsi="Consolas"/>
+          <w:kern w:val="0"/>
+          <w:szCs w:val="38"/>
+          <w:lang w:val="en-US" w:eastAsia="ru-RU"/>
+          <w14:ligatures w14:val="none"/>
+        </w:rPr>
+      </w:pPr>
+      <w:r>
+        <w:rPr>
+          <w:rFonts w:ascii="Consolas" w:eastAsia="Times New Roman" w:hAnsi="Consolas"/>
+          <w:kern w:val="0"/>
+          <w:szCs w:val="38"/>
+          <w:lang w:val="en-US" w:eastAsia="ru-RU"/>
+          <w14:ligatures w14:val="none"/>
+        </w:rPr>
+        <w:t xml:space="preserve">counter: </w:t>
+      </w:r>
+      <w:proofErr w:type="gramStart"/>
+      <w:r>
+        <w:rPr>
+          <w:rFonts w:ascii="Consolas" w:eastAsia="Times New Roman" w:hAnsi="Consolas"/>
+          <w:kern w:val="0"/>
+          <w:szCs w:val="38"/>
+          <w:lang w:val="en-US" w:eastAsia="ru-RU"/>
+          <w14:ligatures w14:val="none"/>
+        </w:rPr>
+        <w:t>word ?</w:t>
+      </w:r>
+      <w:proofErr w:type="gramEnd"/>
+      <w:r>
+        <w:rPr>
+          <w:rFonts w:ascii="Consolas" w:eastAsia="Times New Roman" w:hAnsi="Consolas"/>
+          <w:kern w:val="0"/>
+          <w:szCs w:val="38"/>
+          <w:lang w:val="en-US" w:eastAsia="ru-RU"/>
+          <w14:ligatures w14:val="none"/>
+        </w:rPr>
+        <w:t xml:space="preserve"> ; </w:t>
+      </w:r>
+      <w:proofErr w:type="spellStart"/>
+      <w:r>
+        <w:rPr>
+          <w:rFonts w:ascii="Consolas" w:eastAsia="Times New Roman" w:hAnsi="Consolas"/>
+          <w:kern w:val="0"/>
+          <w:szCs w:val="38"/>
+          <w:lang w:val="en-US" w:eastAsia="ru-RU"/>
+          <w14:ligatures w14:val="none"/>
+        </w:rPr>
+        <w:t>счетчик</w:t>
+      </w:r>
+      <w:proofErr w:type="spellEnd"/>
+      <w:r>
+        <w:rPr>
+          <w:rFonts w:ascii="Consolas" w:eastAsia="Times New Roman" w:hAnsi="Consolas"/>
+          <w:kern w:val="0"/>
+          <w:szCs w:val="38"/>
+          <w:lang w:val="en-US" w:eastAsia="ru-RU"/>
+          <w14:ligatures w14:val="none"/>
+        </w:rPr>
+        <w:t xml:space="preserve"> </w:t>
+      </w:r>
+      <w:proofErr w:type="spellStart"/>
+      <w:r>
+        <w:rPr>
+          <w:rFonts w:ascii="Consolas" w:eastAsia="Times New Roman" w:hAnsi="Consolas"/>
+          <w:kern w:val="0"/>
+          <w:szCs w:val="38"/>
+          <w:lang w:val="en-US" w:eastAsia="ru-RU"/>
+          <w14:ligatures w14:val="none"/>
+        </w:rPr>
+        <w:t>для</w:t>
+      </w:r>
+      <w:proofErr w:type="spellEnd"/>
+      <w:r>
+        <w:rPr>
+          <w:rFonts w:ascii="Consolas" w:eastAsia="Times New Roman" w:hAnsi="Consolas"/>
+          <w:kern w:val="0"/>
+          <w:szCs w:val="38"/>
+          <w:lang w:val="en-US" w:eastAsia="ru-RU"/>
+          <w14:ligatures w14:val="none"/>
+        </w:rPr>
+        <w:t xml:space="preserve"> </w:t>
+      </w:r>
+      <w:proofErr w:type="spellStart"/>
+      <w:r>
+        <w:rPr>
+          <w:rFonts w:ascii="Consolas" w:eastAsia="Times New Roman" w:hAnsi="Consolas"/>
+          <w:kern w:val="0"/>
+          <w:szCs w:val="38"/>
+          <w:lang w:val="en-US" w:eastAsia="ru-RU"/>
+          <w14:ligatures w14:val="none"/>
+        </w:rPr>
+        <w:t>умножения</w:t>
+      </w:r>
+      <w:proofErr w:type="spellEnd"/>
+    </w:p>
+    <w:p>
+      <w:pPr>
+        <w:rPr>
+          <w:rFonts w:ascii="Consolas" w:eastAsia="Times New Roman" w:hAnsi="Consolas"/>
+          <w:kern w:val="0"/>
+          <w:szCs w:val="38"/>
+          <w:lang w:val="en-US" w:eastAsia="ru-RU"/>
+          <w14:ligatures w14:val="none"/>
+        </w:rPr>
+      </w:pPr>
+    </w:p>
+    <w:p>
+      <w:pPr>
+        <w:rPr>
+          <w:rFonts w:ascii="Consolas" w:eastAsia="Times New Roman" w:hAnsi="Consolas"/>
+          <w:kern w:val="0"/>
+          <w:szCs w:val="38"/>
+          <w:lang w:eastAsia="ru-RU"/>
+          <w14:ligatures w14:val="none"/>
+        </w:rPr>
+      </w:pPr>
+      <w:r>
+        <w:rPr>
+          <w:rFonts w:ascii="Consolas" w:eastAsia="Times New Roman" w:hAnsi="Consolas"/>
+          <w:kern w:val="0"/>
+          <w:szCs w:val="38"/>
+          <w:lang w:val="en-US" w:eastAsia="ru-RU"/>
+          <w14:ligatures w14:val="none"/>
+        </w:rPr>
+        <w:t>check</w:t>
+      </w:r>
+      <w:r>
+        <w:rPr>
+          <w:rFonts w:ascii="Consolas" w:eastAsia="Times New Roman" w:hAnsi="Consolas"/>
+          <w:kern w:val="0"/>
+          <w:szCs w:val="38"/>
+          <w:lang w:eastAsia="ru-RU"/>
+          <w14:ligatures w14:val="none"/>
+        </w:rPr>
+        <w:t>_</w:t>
+      </w:r>
+      <w:r>
+        <w:rPr>
+          <w:rFonts w:ascii="Consolas" w:eastAsia="Times New Roman" w:hAnsi="Consolas"/>
+          <w:kern w:val="0"/>
+          <w:szCs w:val="38"/>
+          <w:lang w:val="en-US" w:eastAsia="ru-RU"/>
+          <w14:ligatures w14:val="none"/>
+        </w:rPr>
+        <w:t>x</w:t>
+      </w:r>
+      <w:r>
+        <w:rPr>
+          <w:rFonts w:ascii="Consolas" w:eastAsia="Times New Roman" w:hAnsi="Consolas"/>
+          <w:kern w:val="0"/>
+          <w:szCs w:val="38"/>
+          <w:lang w:eastAsia="ru-RU"/>
+          <w14:ligatures w14:val="none"/>
+        </w:rPr>
+        <w:t>:</w:t>
+      </w:r>
+    </w:p>
+    <w:p>
+      <w:pPr>
+        <w:rPr>
+          <w:rFonts w:ascii="Consolas" w:eastAsia="Times New Roman" w:hAnsi="Consolas"/>
+          <w:kern w:val="0"/>
+          <w:szCs w:val="38"/>
+          <w:lang w:eastAsia="ru-RU"/>
+          <w14:ligatures w14:val="none"/>
+        </w:rPr>
+      </w:pPr>
+      <w:proofErr w:type="spellStart"/>
+      <w:r>
+        <w:rPr>
+          <w:rFonts w:ascii="Consolas" w:eastAsia="Times New Roman" w:hAnsi="Consolas"/>
+          <w:kern w:val="0"/>
+          <w:szCs w:val="38"/>
+          <w:lang w:val="en-US" w:eastAsia="ru-RU"/>
+          <w14:ligatures w14:val="none"/>
+        </w:rPr>
+        <w:t>ld</w:t>
+      </w:r>
+      <w:proofErr w:type="spellEnd"/>
+      <w:r>
+        <w:rPr>
+          <w:rFonts w:ascii="Consolas" w:eastAsia="Times New Roman" w:hAnsi="Consolas"/>
+          <w:kern w:val="0"/>
+          <w:szCs w:val="38"/>
+          <w:lang w:eastAsia="ru-RU"/>
+          <w14:ligatures w14:val="none"/>
+        </w:rPr>
+        <w:t xml:space="preserve"> &amp;1</w:t>
+      </w:r>
+    </w:p>
+    <w:p>
+      <w:pPr>
+        <w:rPr>
+          <w:rFonts w:ascii="Consolas" w:eastAsia="Times New Roman" w:hAnsi="Consolas"/>
+          <w:kern w:val="0"/>
+          <w:szCs w:val="38"/>
+          <w:lang w:eastAsia="ru-RU"/>
+          <w14:ligatures w14:val="none"/>
+        </w:rPr>
+      </w:pPr>
+      <w:proofErr w:type="spellStart"/>
+      <w:r>
+        <w:rPr>
+          <w:rFonts w:ascii="Consolas" w:eastAsia="Times New Roman" w:hAnsi="Consolas"/>
+          <w:kern w:val="0"/>
+          <w:szCs w:val="38"/>
+          <w:lang w:val="en-US" w:eastAsia="ru-RU"/>
+          <w14:ligatures w14:val="none"/>
+        </w:rPr>
+        <w:t>cmp</w:t>
+      </w:r>
+      <w:proofErr w:type="spellEnd"/>
+      <w:r>
+        <w:rPr>
+          <w:rFonts w:ascii="Consolas" w:eastAsia="Times New Roman" w:hAnsi="Consolas"/>
+          <w:kern w:val="0"/>
+          <w:szCs w:val="38"/>
+          <w:lang w:eastAsia="ru-RU"/>
+          <w14:ligatures w14:val="none"/>
+        </w:rPr>
+        <w:t xml:space="preserve"> $</w:t>
+      </w:r>
+      <w:r>
+        <w:rPr>
+          <w:rFonts w:ascii="Consolas" w:eastAsia="Times New Roman" w:hAnsi="Consolas"/>
+          <w:kern w:val="0"/>
+          <w:szCs w:val="38"/>
+          <w:lang w:val="en-US" w:eastAsia="ru-RU"/>
+          <w14:ligatures w14:val="none"/>
+        </w:rPr>
+        <w:t>min</w:t>
+      </w:r>
+    </w:p>
+    <w:p>
+      <w:pPr>
+        <w:rPr>
+          <w:rFonts w:ascii="Consolas" w:eastAsia="Times New Roman" w:hAnsi="Consolas"/>
+          <w:kern w:val="0"/>
+          <w:szCs w:val="38"/>
+          <w:lang w:eastAsia="ru-RU"/>
+          <w14:ligatures w14:val="none"/>
+        </w:rPr>
+      </w:pPr>
+      <w:proofErr w:type="spellStart"/>
+      <w:r>
+        <w:rPr>
+          <w:rFonts w:ascii="Consolas" w:eastAsia="Times New Roman" w:hAnsi="Consolas"/>
+          <w:kern w:val="0"/>
+          <w:szCs w:val="38"/>
+          <w:lang w:val="en-US" w:eastAsia="ru-RU"/>
+          <w14:ligatures w14:val="none"/>
+        </w:rPr>
+        <w:t>bge</w:t>
+      </w:r>
+      <w:proofErr w:type="spellEnd"/>
+      <w:r>
+        <w:rPr>
+          <w:rFonts w:ascii="Consolas" w:eastAsia="Times New Roman" w:hAnsi="Consolas"/>
+          <w:kern w:val="0"/>
+          <w:szCs w:val="38"/>
+          <w:lang w:eastAsia="ru-RU"/>
+          <w14:ligatures w14:val="none"/>
+        </w:rPr>
+        <w:t xml:space="preserve"> </w:t>
+      </w:r>
+      <w:r>
+        <w:rPr>
+          <w:rFonts w:ascii="Consolas" w:eastAsia="Times New Roman" w:hAnsi="Consolas"/>
+          <w:kern w:val="0"/>
+          <w:szCs w:val="38"/>
+          <w:lang w:val="en-US" w:eastAsia="ru-RU"/>
+          <w14:ligatures w14:val="none"/>
+        </w:rPr>
+        <w:t>next</w:t>
+      </w:r>
+      <w:r>
+        <w:rPr>
+          <w:rFonts w:ascii="Consolas" w:eastAsia="Times New Roman" w:hAnsi="Consolas"/>
+          <w:kern w:val="0"/>
+          <w:szCs w:val="38"/>
+          <w:lang w:eastAsia="ru-RU"/>
+          <w14:ligatures w14:val="none"/>
+        </w:rPr>
+        <w:t xml:space="preserve">; если </w:t>
+      </w:r>
+      <w:proofErr w:type="spellStart"/>
+      <w:r>
+        <w:rPr>
+          <w:rFonts w:ascii="Consolas" w:eastAsia="Times New Roman" w:hAnsi="Consolas"/>
+          <w:kern w:val="0"/>
+          <w:szCs w:val="38"/>
+          <w:lang w:eastAsia="ru-RU"/>
+          <w14:ligatures w14:val="none"/>
+        </w:rPr>
+        <w:t>ок</w:t>
+      </w:r>
+      <w:proofErr w:type="spellEnd"/>
+      <w:r>
+        <w:rPr>
+          <w:rFonts w:ascii="Consolas" w:eastAsia="Times New Roman" w:hAnsi="Consolas"/>
+          <w:kern w:val="0"/>
+          <w:szCs w:val="38"/>
+          <w:lang w:eastAsia="ru-RU"/>
+          <w14:ligatures w14:val="none"/>
+        </w:rPr>
+        <w:t xml:space="preserve"> - продолжаем проверку</w:t>
+      </w:r>
+    </w:p>
+    <w:p>
+      <w:pPr>
+        <w:rPr>
+          <w:rFonts w:ascii="Consolas" w:eastAsia="Times New Roman" w:hAnsi="Consolas"/>
+          <w:kern w:val="0"/>
+          <w:szCs w:val="38"/>
+          <w:lang w:val="en-US" w:eastAsia="ru-RU"/>
+          <w14:ligatures w14:val="none"/>
+        </w:rPr>
+      </w:pPr>
+      <w:proofErr w:type="spellStart"/>
+      <w:r>
+        <w:rPr>
+          <w:rFonts w:ascii="Consolas" w:eastAsia="Times New Roman" w:hAnsi="Consolas"/>
+          <w:kern w:val="0"/>
+          <w:szCs w:val="38"/>
+          <w:lang w:val="en-US" w:eastAsia="ru-RU"/>
+          <w14:ligatures w14:val="none"/>
+        </w:rPr>
+        <w:t>ld</w:t>
+      </w:r>
+      <w:proofErr w:type="spellEnd"/>
+      <w:r>
+        <w:rPr>
+          <w:rFonts w:ascii="Consolas" w:eastAsia="Times New Roman" w:hAnsi="Consolas"/>
+          <w:kern w:val="0"/>
+          <w:szCs w:val="38"/>
+          <w:lang w:val="en-US" w:eastAsia="ru-RU"/>
+          <w14:ligatures w14:val="none"/>
+        </w:rPr>
+        <w:t xml:space="preserve"> $max</w:t>
+      </w:r>
+    </w:p>
+    <w:p>
+      <w:pPr>
+        <w:rPr>
+          <w:rFonts w:ascii="Consolas" w:eastAsia="Times New Roman" w:hAnsi="Consolas"/>
+          <w:kern w:val="0"/>
+          <w:szCs w:val="38"/>
+          <w:lang w:val="en-US" w:eastAsia="ru-RU"/>
+          <w14:ligatures w14:val="none"/>
+        </w:rPr>
+      </w:pPr>
+      <w:proofErr w:type="spellStart"/>
+      <w:r>
+        <w:rPr>
+          <w:rFonts w:ascii="Consolas" w:eastAsia="Times New Roman" w:hAnsi="Consolas"/>
+          <w:kern w:val="0"/>
+          <w:szCs w:val="38"/>
+          <w:lang w:val="en-US" w:eastAsia="ru-RU"/>
+          <w14:ligatures w14:val="none"/>
+        </w:rPr>
+        <w:t>st</w:t>
+      </w:r>
+      <w:proofErr w:type="spellEnd"/>
+      <w:r>
+        <w:rPr>
+          <w:rFonts w:ascii="Consolas" w:eastAsia="Times New Roman" w:hAnsi="Consolas"/>
+          <w:kern w:val="0"/>
+          <w:szCs w:val="38"/>
+          <w:lang w:val="en-US" w:eastAsia="ru-RU"/>
+          <w14:ligatures w14:val="none"/>
+        </w:rPr>
+        <w:t xml:space="preserve"> &amp;1</w:t>
+      </w:r>
+    </w:p>
+    <w:p>
+      <w:pPr>
+        <w:rPr>
+          <w:rFonts w:ascii="Consolas" w:eastAsia="Times New Roman" w:hAnsi="Consolas"/>
+          <w:kern w:val="0"/>
+          <w:szCs w:val="38"/>
+          <w:lang w:val="en-US" w:eastAsia="ru-RU"/>
+          <w14:ligatures w14:val="none"/>
+        </w:rPr>
+      </w:pPr>
+      <w:r>
+        <w:rPr>
+          <w:rFonts w:ascii="Consolas" w:eastAsia="Times New Roman" w:hAnsi="Consolas"/>
+          <w:kern w:val="0"/>
+          <w:szCs w:val="38"/>
+          <w:lang w:val="en-US" w:eastAsia="ru-RU"/>
+          <w14:ligatures w14:val="none"/>
+        </w:rPr>
+        <w:t>ret</w:t>
+      </w:r>
+    </w:p>
+    <w:p>
+      <w:pPr>
+        <w:rPr>
+          <w:rFonts w:ascii="Consolas" w:eastAsia="Times New Roman" w:hAnsi="Consolas"/>
+          <w:kern w:val="0"/>
+          <w:szCs w:val="38"/>
+          <w:lang w:val="en-US" w:eastAsia="ru-RU"/>
+          <w14:ligatures w14:val="none"/>
+        </w:rPr>
+      </w:pPr>
+      <w:r>
+        <w:rPr>
+          <w:rFonts w:ascii="Consolas" w:eastAsia="Times New Roman" w:hAnsi="Consolas"/>
+          <w:kern w:val="0"/>
+          <w:szCs w:val="38"/>
+          <w:lang w:val="en-US" w:eastAsia="ru-RU"/>
+          <w14:ligatures w14:val="none"/>
+        </w:rPr>
+        <w:t>next:</w:t>
+      </w:r>
+    </w:p>
+    <w:p>
+      <w:pPr>
+        <w:rPr>
+          <w:rFonts w:ascii="Consolas" w:eastAsia="Times New Roman" w:hAnsi="Consolas"/>
+          <w:kern w:val="0"/>
+          <w:szCs w:val="38"/>
+          <w:lang w:val="en-US" w:eastAsia="ru-RU"/>
+          <w14:ligatures w14:val="none"/>
+        </w:rPr>
+      </w:pPr>
+      <w:proofErr w:type="spellStart"/>
+      <w:r>
+        <w:rPr>
+          <w:rFonts w:ascii="Consolas" w:eastAsia="Times New Roman" w:hAnsi="Consolas"/>
+          <w:kern w:val="0"/>
+          <w:szCs w:val="38"/>
+          <w:lang w:val="en-US" w:eastAsia="ru-RU"/>
+          <w14:ligatures w14:val="none"/>
+        </w:rPr>
+        <w:t>ld</w:t>
+      </w:r>
+      <w:proofErr w:type="spellEnd"/>
+      <w:r>
+        <w:rPr>
+          <w:rFonts w:ascii="Consolas" w:eastAsia="Times New Roman" w:hAnsi="Consolas"/>
+          <w:kern w:val="0"/>
+          <w:szCs w:val="38"/>
+          <w:lang w:val="en-US" w:eastAsia="ru-RU"/>
+          <w14:ligatures w14:val="none"/>
+        </w:rPr>
+        <w:t xml:space="preserve"> &amp;1</w:t>
+      </w:r>
+    </w:p>
+    <w:p>
+      <w:pPr>
+        <w:rPr>
+          <w:rFonts w:ascii="Consolas" w:eastAsia="Times New Roman" w:hAnsi="Consolas"/>
+          <w:kern w:val="0"/>
+          <w:szCs w:val="38"/>
+          <w:lang w:val="en-US" w:eastAsia="ru-RU"/>
+          <w14:ligatures w14:val="none"/>
+        </w:rPr>
+      </w:pPr>
+      <w:proofErr w:type="spellStart"/>
+      <w:r>
+        <w:rPr>
+          <w:rFonts w:ascii="Consolas" w:eastAsia="Times New Roman" w:hAnsi="Consolas"/>
+          <w:kern w:val="0"/>
+          <w:szCs w:val="38"/>
+          <w:lang w:val="en-US" w:eastAsia="ru-RU"/>
+          <w14:ligatures w14:val="none"/>
+        </w:rPr>
+        <w:t>cmp</w:t>
+      </w:r>
+      <w:proofErr w:type="spellEnd"/>
+      <w:r>
+        <w:rPr>
+          <w:rFonts w:ascii="Consolas" w:eastAsia="Times New Roman" w:hAnsi="Consolas"/>
+          <w:kern w:val="0"/>
+          <w:szCs w:val="38"/>
+          <w:lang w:val="en-US" w:eastAsia="ru-RU"/>
+          <w14:ligatures w14:val="none"/>
+        </w:rPr>
+        <w:t xml:space="preserve"> $max</w:t>
+      </w:r>
+    </w:p>
+    <w:p>
+      <w:pPr>
+        <w:rPr>
+          <w:rFonts w:ascii="Consolas" w:eastAsia="Times New Roman" w:hAnsi="Consolas"/>
+          <w:kern w:val="0"/>
+          <w:szCs w:val="38"/>
+          <w:lang w:val="en-US" w:eastAsia="ru-RU"/>
+          <w14:ligatures w14:val="none"/>
+        </w:rPr>
+      </w:pPr>
+      <w:proofErr w:type="spellStart"/>
+      <w:r>
+        <w:rPr>
+          <w:rFonts w:ascii="Consolas" w:eastAsia="Times New Roman" w:hAnsi="Consolas"/>
+          <w:kern w:val="0"/>
+          <w:szCs w:val="38"/>
+          <w:lang w:val="en-US" w:eastAsia="ru-RU"/>
+          <w14:ligatures w14:val="none"/>
+        </w:rPr>
         <w:lastRenderedPageBreak/>
-        <w:t>pop</w:t>
-      </w:r>
-    </w:p>
-    <w:p>
-      <w:pPr>
-        <w:rPr>
-          <w:rFonts w:ascii="Consolas" w:eastAsia="Times New Roman" w:hAnsi="Consolas"/>
-          <w:kern w:val="0"/>
-          <w:szCs w:val="38"/>
-          <w:lang w:val="en-US" w:eastAsia="ru-RU"/>
-          <w14:ligatures w14:val="none"/>
-        </w:rPr>
-      </w:pPr>
+        <w:t>blt</w:t>
+      </w:r>
+      <w:proofErr w:type="spellEnd"/>
+      <w:r>
+        <w:rPr>
+          <w:rFonts w:ascii="Consolas" w:eastAsia="Times New Roman" w:hAnsi="Consolas"/>
+          <w:kern w:val="0"/>
+          <w:szCs w:val="38"/>
+          <w:lang w:val="en-US" w:eastAsia="ru-RU"/>
+          <w14:ligatures w14:val="none"/>
+        </w:rPr>
+        <w:t xml:space="preserve"> ok; </w:t>
+      </w:r>
       <w:proofErr w:type="spellStart"/>
       <w:r>
         <w:rPr>
@@ -2855,41 +3781,19 @@
           <w:lang w:val="en-US" w:eastAsia="ru-RU"/>
           <w14:ligatures w14:val="none"/>
         </w:rPr>
-        <w:t>hlt</w:t>
+        <w:t>если</w:t>
       </w:r>
       <w:proofErr w:type="spellEnd"/>
-    </w:p>
-    <w:p>
-      <w:pPr>
-        <w:rPr>
-          <w:rFonts w:ascii="Consolas" w:eastAsia="Times New Roman" w:hAnsi="Consolas"/>
-          <w:kern w:val="0"/>
-          <w:szCs w:val="38"/>
-          <w:lang w:val="en-US" w:eastAsia="ru-RU"/>
-          <w14:ligatures w14:val="none"/>
-        </w:rPr>
-      </w:pPr>
-      <w:r>
-        <w:rPr>
-          <w:rFonts w:ascii="Consolas" w:eastAsia="Times New Roman" w:hAnsi="Consolas"/>
-          <w:kern w:val="0"/>
-          <w:szCs w:val="38"/>
-          <w:lang w:val="en-US" w:eastAsia="ru-RU"/>
-          <w14:ligatures w14:val="none"/>
-        </w:rPr>
-        <w:t>out 0x6</w:t>
-      </w:r>
-    </w:p>
-    <w:p>
-      <w:pPr>
-        <w:rPr>
-          <w:rFonts w:ascii="Consolas" w:eastAsia="Times New Roman" w:hAnsi="Consolas"/>
-          <w:kern w:val="0"/>
-          <w:szCs w:val="38"/>
-          <w:lang w:val="en-US" w:eastAsia="ru-RU"/>
-          <w14:ligatures w14:val="none"/>
-        </w:rPr>
-      </w:pPr>
+      <w:r>
+        <w:rPr>
+          <w:rFonts w:ascii="Consolas" w:eastAsia="Times New Roman" w:hAnsi="Consolas"/>
+          <w:kern w:val="0"/>
+          <w:szCs w:val="38"/>
+          <w:lang w:val="en-US" w:eastAsia="ru-RU"/>
+          <w14:ligatures w14:val="none"/>
+        </w:rPr>
+        <w:t xml:space="preserve"> </w:t>
+      </w:r>
       <w:proofErr w:type="spellStart"/>
       <w:r>
         <w:rPr>
@@ -2899,7 +3803,7 @@
           <w:lang w:val="en-US" w:eastAsia="ru-RU"/>
           <w14:ligatures w14:val="none"/>
         </w:rPr>
-        <w:t>st</w:t>
+        <w:t>меньше</w:t>
       </w:r>
       <w:proofErr w:type="spellEnd"/>
       <w:r>
@@ -2910,7 +3814,7 @@
           <w:lang w:val="en-US" w:eastAsia="ru-RU"/>
           <w14:ligatures w14:val="none"/>
         </w:rPr>
-        <w:t xml:space="preserve"> (x)</w:t>
+        <w:t xml:space="preserve"> - ret x</w:t>
       </w:r>
     </w:p>
     <w:p>
@@ -2932,887 +3836,6 @@
           <w:lang w:val="en-US" w:eastAsia="ru-RU"/>
           <w14:ligatures w14:val="none"/>
         </w:rPr>
-        <w:t>ei</w:t>
-      </w:r>
-      <w:proofErr w:type="spellEnd"/>
-    </w:p>
-    <w:p>
-      <w:pPr>
-        <w:rPr>
-          <w:rFonts w:ascii="Consolas" w:eastAsia="Times New Roman" w:hAnsi="Consolas"/>
-          <w:kern w:val="0"/>
-          <w:szCs w:val="38"/>
-          <w:lang w:val="en-US" w:eastAsia="ru-RU"/>
-          <w14:ligatures w14:val="none"/>
-        </w:rPr>
-      </w:pPr>
-      <w:proofErr w:type="spellStart"/>
-      <w:r>
-        <w:rPr>
-          <w:rFonts w:ascii="Consolas" w:eastAsia="Times New Roman" w:hAnsi="Consolas"/>
-          <w:kern w:val="0"/>
-          <w:szCs w:val="38"/>
-          <w:lang w:val="en-US" w:eastAsia="ru-RU"/>
-          <w14:ligatures w14:val="none"/>
-        </w:rPr>
-        <w:t>iret</w:t>
-      </w:r>
-      <w:proofErr w:type="spellEnd"/>
-    </w:p>
-    <w:p>
-      <w:pPr>
-        <w:rPr>
-          <w:rFonts w:ascii="Consolas" w:eastAsia="Times New Roman" w:hAnsi="Consolas"/>
-          <w:kern w:val="0"/>
-          <w:szCs w:val="38"/>
-          <w:lang w:val="en-US" w:eastAsia="ru-RU"/>
-          <w14:ligatures w14:val="none"/>
-        </w:rPr>
-      </w:pPr>
-    </w:p>
-    <w:p>
-      <w:pPr>
-        <w:rPr>
-          <w:rFonts w:ascii="Consolas" w:eastAsia="Times New Roman" w:hAnsi="Consolas"/>
-          <w:kern w:val="0"/>
-          <w:szCs w:val="38"/>
-          <w:lang w:val="en-US" w:eastAsia="ru-RU"/>
-          <w14:ligatures w14:val="none"/>
-        </w:rPr>
-      </w:pPr>
-      <w:proofErr w:type="spellStart"/>
-      <w:r>
-        <w:rPr>
-          <w:rFonts w:ascii="Consolas" w:eastAsia="Times New Roman" w:hAnsi="Consolas"/>
-          <w:kern w:val="0"/>
-          <w:szCs w:val="38"/>
-          <w:lang w:val="en-US" w:eastAsia="ru-RU"/>
-          <w14:ligatures w14:val="none"/>
-        </w:rPr>
-        <w:t>func</w:t>
-      </w:r>
-      <w:proofErr w:type="spellEnd"/>
-      <w:r>
-        <w:rPr>
-          <w:rFonts w:ascii="Consolas" w:eastAsia="Times New Roman" w:hAnsi="Consolas"/>
-          <w:kern w:val="0"/>
-          <w:szCs w:val="38"/>
-          <w:lang w:val="en-US" w:eastAsia="ru-RU"/>
-          <w14:ligatures w14:val="none"/>
-        </w:rPr>
-        <w:t>:</w:t>
-      </w:r>
-    </w:p>
-    <w:p>
-      <w:pPr>
-        <w:rPr>
-          <w:rFonts w:ascii="Consolas" w:eastAsia="Times New Roman" w:hAnsi="Consolas"/>
-          <w:kern w:val="0"/>
-          <w:szCs w:val="38"/>
-          <w:lang w:val="en-US" w:eastAsia="ru-RU"/>
-          <w14:ligatures w14:val="none"/>
-        </w:rPr>
-      </w:pPr>
-      <w:proofErr w:type="spellStart"/>
-      <w:r>
-        <w:rPr>
-          <w:rFonts w:ascii="Consolas" w:eastAsia="Times New Roman" w:hAnsi="Consolas"/>
-          <w:kern w:val="0"/>
-          <w:szCs w:val="38"/>
-          <w:lang w:val="en-US" w:eastAsia="ru-RU"/>
-          <w14:ligatures w14:val="none"/>
-        </w:rPr>
-        <w:t>ld</w:t>
-      </w:r>
-      <w:proofErr w:type="spellEnd"/>
-      <w:r>
-        <w:rPr>
-          <w:rFonts w:ascii="Consolas" w:eastAsia="Times New Roman" w:hAnsi="Consolas"/>
-          <w:kern w:val="0"/>
-          <w:szCs w:val="38"/>
-          <w:lang w:val="en-US" w:eastAsia="ru-RU"/>
-          <w14:ligatures w14:val="none"/>
-        </w:rPr>
-        <w:t xml:space="preserve"> #5</w:t>
-      </w:r>
-    </w:p>
-    <w:p>
-      <w:pPr>
-        <w:rPr>
-          <w:rFonts w:ascii="Consolas" w:eastAsia="Times New Roman" w:hAnsi="Consolas"/>
-          <w:kern w:val="0"/>
-          <w:szCs w:val="38"/>
-          <w:lang w:val="en-US" w:eastAsia="ru-RU"/>
-          <w14:ligatures w14:val="none"/>
-        </w:rPr>
-      </w:pPr>
-      <w:proofErr w:type="spellStart"/>
-      <w:r>
-        <w:rPr>
-          <w:rFonts w:ascii="Consolas" w:eastAsia="Times New Roman" w:hAnsi="Consolas"/>
-          <w:kern w:val="0"/>
-          <w:szCs w:val="38"/>
-          <w:lang w:val="en-US" w:eastAsia="ru-RU"/>
-          <w14:ligatures w14:val="none"/>
-        </w:rPr>
-        <w:t>st</w:t>
-      </w:r>
-      <w:proofErr w:type="spellEnd"/>
-      <w:r>
-        <w:rPr>
-          <w:rFonts w:ascii="Consolas" w:eastAsia="Times New Roman" w:hAnsi="Consolas"/>
-          <w:kern w:val="0"/>
-          <w:szCs w:val="38"/>
-          <w:lang w:val="en-US" w:eastAsia="ru-RU"/>
-          <w14:ligatures w14:val="none"/>
-        </w:rPr>
-        <w:t xml:space="preserve"> counter</w:t>
-      </w:r>
-    </w:p>
-    <w:p>
-      <w:pPr>
-        <w:rPr>
-          <w:rFonts w:ascii="Consolas" w:eastAsia="Times New Roman" w:hAnsi="Consolas"/>
-          <w:kern w:val="0"/>
-          <w:szCs w:val="38"/>
-          <w:lang w:val="en-US" w:eastAsia="ru-RU"/>
-          <w14:ligatures w14:val="none"/>
-        </w:rPr>
-      </w:pPr>
-      <w:proofErr w:type="spellStart"/>
-      <w:r>
-        <w:rPr>
-          <w:rFonts w:ascii="Consolas" w:eastAsia="Times New Roman" w:hAnsi="Consolas"/>
-          <w:kern w:val="0"/>
-          <w:szCs w:val="38"/>
-          <w:lang w:val="en-US" w:eastAsia="ru-RU"/>
-          <w14:ligatures w14:val="none"/>
-        </w:rPr>
-        <w:t>cla</w:t>
-      </w:r>
-      <w:proofErr w:type="spellEnd"/>
-    </w:p>
-    <w:p>
-      <w:pPr>
-        <w:rPr>
-          <w:rFonts w:ascii="Consolas" w:eastAsia="Times New Roman" w:hAnsi="Consolas"/>
-          <w:kern w:val="0"/>
-          <w:szCs w:val="38"/>
-          <w:lang w:val="en-US" w:eastAsia="ru-RU"/>
-          <w14:ligatures w14:val="none"/>
-        </w:rPr>
-      </w:pPr>
-      <w:r>
-        <w:rPr>
-          <w:rFonts w:ascii="Consolas" w:eastAsia="Times New Roman" w:hAnsi="Consolas"/>
-          <w:kern w:val="0"/>
-          <w:szCs w:val="38"/>
-          <w:lang w:val="en-US" w:eastAsia="ru-RU"/>
-          <w14:ligatures w14:val="none"/>
-        </w:rPr>
-        <w:t>cycle: add &amp;1</w:t>
-      </w:r>
-    </w:p>
-    <w:p>
-      <w:pPr>
-        <w:rPr>
-          <w:rFonts w:ascii="Consolas" w:eastAsia="Times New Roman" w:hAnsi="Consolas"/>
-          <w:kern w:val="0"/>
-          <w:szCs w:val="38"/>
-          <w:lang w:val="en-US" w:eastAsia="ru-RU"/>
-          <w14:ligatures w14:val="none"/>
-        </w:rPr>
-      </w:pPr>
-      <w:r>
-        <w:rPr>
-          <w:rFonts w:ascii="Consolas" w:eastAsia="Times New Roman" w:hAnsi="Consolas"/>
-          <w:kern w:val="0"/>
-          <w:szCs w:val="38"/>
-          <w:lang w:val="en-US" w:eastAsia="ru-RU"/>
-          <w14:ligatures w14:val="none"/>
-        </w:rPr>
-        <w:t>loop counter</w:t>
-      </w:r>
-    </w:p>
-    <w:p>
-      <w:pPr>
-        <w:rPr>
-          <w:rFonts w:ascii="Consolas" w:eastAsia="Times New Roman" w:hAnsi="Consolas"/>
-          <w:kern w:val="0"/>
-          <w:szCs w:val="38"/>
-          <w:lang w:val="en-US" w:eastAsia="ru-RU"/>
-          <w14:ligatures w14:val="none"/>
-        </w:rPr>
-      </w:pPr>
-      <w:r>
-        <w:rPr>
-          <w:rFonts w:ascii="Consolas" w:eastAsia="Times New Roman" w:hAnsi="Consolas"/>
-          <w:kern w:val="0"/>
-          <w:szCs w:val="38"/>
-          <w:lang w:val="en-US" w:eastAsia="ru-RU"/>
-          <w14:ligatures w14:val="none"/>
-        </w:rPr>
-        <w:t>jump cycle</w:t>
-      </w:r>
-    </w:p>
-    <w:p>
-      <w:pPr>
-        <w:rPr>
-          <w:rFonts w:ascii="Consolas" w:eastAsia="Times New Roman" w:hAnsi="Consolas"/>
-          <w:kern w:val="0"/>
-          <w:szCs w:val="38"/>
-          <w:lang w:val="en-US" w:eastAsia="ru-RU"/>
-          <w14:ligatures w14:val="none"/>
-        </w:rPr>
-      </w:pPr>
-      <w:r>
-        <w:rPr>
-          <w:rFonts w:ascii="Consolas" w:eastAsia="Times New Roman" w:hAnsi="Consolas"/>
-          <w:kern w:val="0"/>
-          <w:szCs w:val="38"/>
-          <w:lang w:val="en-US" w:eastAsia="ru-RU"/>
-          <w14:ligatures w14:val="none"/>
-        </w:rPr>
-        <w:t>sub #10</w:t>
-      </w:r>
-    </w:p>
-    <w:p>
-      <w:pPr>
-        <w:rPr>
-          <w:rFonts w:ascii="Consolas" w:eastAsia="Times New Roman" w:hAnsi="Consolas"/>
-          <w:kern w:val="0"/>
-          <w:szCs w:val="38"/>
-          <w:lang w:val="en-US" w:eastAsia="ru-RU"/>
-          <w14:ligatures w14:val="none"/>
-        </w:rPr>
-      </w:pPr>
-      <w:proofErr w:type="spellStart"/>
-      <w:r>
-        <w:rPr>
-          <w:rFonts w:ascii="Consolas" w:eastAsia="Times New Roman" w:hAnsi="Consolas"/>
-          <w:kern w:val="0"/>
-          <w:szCs w:val="38"/>
-          <w:lang w:val="en-US" w:eastAsia="ru-RU"/>
-          <w14:ligatures w14:val="none"/>
-        </w:rPr>
-        <w:t>st</w:t>
-      </w:r>
-      <w:proofErr w:type="spellEnd"/>
-      <w:r>
-        <w:rPr>
-          <w:rFonts w:ascii="Consolas" w:eastAsia="Times New Roman" w:hAnsi="Consolas"/>
-          <w:kern w:val="0"/>
-          <w:szCs w:val="38"/>
-          <w:lang w:val="en-US" w:eastAsia="ru-RU"/>
-          <w14:ligatures w14:val="none"/>
-        </w:rPr>
-        <w:t xml:space="preserve"> &amp;1</w:t>
-      </w:r>
-    </w:p>
-    <w:p>
-      <w:pPr>
-        <w:rPr>
-          <w:rFonts w:ascii="Consolas" w:eastAsia="Times New Roman" w:hAnsi="Consolas"/>
-          <w:kern w:val="0"/>
-          <w:szCs w:val="38"/>
-          <w:lang w:val="en-US" w:eastAsia="ru-RU"/>
-          <w14:ligatures w14:val="none"/>
-        </w:rPr>
-      </w:pPr>
-      <w:r>
-        <w:rPr>
-          <w:rFonts w:ascii="Consolas" w:eastAsia="Times New Roman" w:hAnsi="Consolas"/>
-          <w:kern w:val="0"/>
-          <w:szCs w:val="38"/>
-          <w:lang w:val="en-US" w:eastAsia="ru-RU"/>
-          <w14:ligatures w14:val="none"/>
-        </w:rPr>
-        <w:t>ret</w:t>
-      </w:r>
-    </w:p>
-    <w:p>
-      <w:pPr>
-        <w:rPr>
-          <w:rFonts w:ascii="Consolas" w:eastAsia="Times New Roman" w:hAnsi="Consolas"/>
-          <w:kern w:val="0"/>
-          <w:szCs w:val="38"/>
-          <w:lang w:val="en-US" w:eastAsia="ru-RU"/>
-          <w14:ligatures w14:val="none"/>
-        </w:rPr>
-      </w:pPr>
-      <w:r>
-        <w:rPr>
-          <w:rFonts w:ascii="Consolas" w:eastAsia="Times New Roman" w:hAnsi="Consolas"/>
-          <w:kern w:val="0"/>
-          <w:szCs w:val="38"/>
-          <w:lang w:val="en-US" w:eastAsia="ru-RU"/>
-          <w14:ligatures w14:val="none"/>
-        </w:rPr>
-        <w:t xml:space="preserve">counter: </w:t>
-      </w:r>
-      <w:proofErr w:type="gramStart"/>
-      <w:r>
-        <w:rPr>
-          <w:rFonts w:ascii="Consolas" w:eastAsia="Times New Roman" w:hAnsi="Consolas"/>
-          <w:kern w:val="0"/>
-          <w:szCs w:val="38"/>
-          <w:lang w:val="en-US" w:eastAsia="ru-RU"/>
-          <w14:ligatures w14:val="none"/>
-        </w:rPr>
-        <w:t>word ?</w:t>
-      </w:r>
-      <w:proofErr w:type="gramEnd"/>
-      <w:r>
-        <w:rPr>
-          <w:rFonts w:ascii="Consolas" w:eastAsia="Times New Roman" w:hAnsi="Consolas"/>
-          <w:kern w:val="0"/>
-          <w:szCs w:val="38"/>
-          <w:lang w:val="en-US" w:eastAsia="ru-RU"/>
-          <w14:ligatures w14:val="none"/>
-        </w:rPr>
-        <w:t xml:space="preserve"> ; </w:t>
-      </w:r>
-      <w:proofErr w:type="spellStart"/>
-      <w:r>
-        <w:rPr>
-          <w:rFonts w:ascii="Consolas" w:eastAsia="Times New Roman" w:hAnsi="Consolas"/>
-          <w:kern w:val="0"/>
-          <w:szCs w:val="38"/>
-          <w:lang w:val="en-US" w:eastAsia="ru-RU"/>
-          <w14:ligatures w14:val="none"/>
-        </w:rPr>
-        <w:t>счетчик</w:t>
-      </w:r>
-      <w:proofErr w:type="spellEnd"/>
-      <w:r>
-        <w:rPr>
-          <w:rFonts w:ascii="Consolas" w:eastAsia="Times New Roman" w:hAnsi="Consolas"/>
-          <w:kern w:val="0"/>
-          <w:szCs w:val="38"/>
-          <w:lang w:val="en-US" w:eastAsia="ru-RU"/>
-          <w14:ligatures w14:val="none"/>
-        </w:rPr>
-        <w:t xml:space="preserve"> </w:t>
-      </w:r>
-      <w:proofErr w:type="spellStart"/>
-      <w:r>
-        <w:rPr>
-          <w:rFonts w:ascii="Consolas" w:eastAsia="Times New Roman" w:hAnsi="Consolas"/>
-          <w:kern w:val="0"/>
-          <w:szCs w:val="38"/>
-          <w:lang w:val="en-US" w:eastAsia="ru-RU"/>
-          <w14:ligatures w14:val="none"/>
-        </w:rPr>
-        <w:t>для</w:t>
-      </w:r>
-      <w:proofErr w:type="spellEnd"/>
-      <w:r>
-        <w:rPr>
-          <w:rFonts w:ascii="Consolas" w:eastAsia="Times New Roman" w:hAnsi="Consolas"/>
-          <w:kern w:val="0"/>
-          <w:szCs w:val="38"/>
-          <w:lang w:val="en-US" w:eastAsia="ru-RU"/>
-          <w14:ligatures w14:val="none"/>
-        </w:rPr>
-        <w:t xml:space="preserve"> </w:t>
-      </w:r>
-      <w:proofErr w:type="spellStart"/>
-      <w:r>
-        <w:rPr>
-          <w:rFonts w:ascii="Consolas" w:eastAsia="Times New Roman" w:hAnsi="Consolas"/>
-          <w:kern w:val="0"/>
-          <w:szCs w:val="38"/>
-          <w:lang w:val="en-US" w:eastAsia="ru-RU"/>
-          <w14:ligatures w14:val="none"/>
-        </w:rPr>
-        <w:t>умножения</w:t>
-      </w:r>
-      <w:proofErr w:type="spellEnd"/>
-    </w:p>
-    <w:p>
-      <w:pPr>
-        <w:rPr>
-          <w:rFonts w:ascii="Consolas" w:eastAsia="Times New Roman" w:hAnsi="Consolas"/>
-          <w:kern w:val="0"/>
-          <w:szCs w:val="38"/>
-          <w:lang w:val="en-US" w:eastAsia="ru-RU"/>
-          <w14:ligatures w14:val="none"/>
-        </w:rPr>
-      </w:pPr>
-    </w:p>
-    <w:p>
-      <w:pPr>
-        <w:rPr>
-          <w:rFonts w:ascii="Consolas" w:eastAsia="Times New Roman" w:hAnsi="Consolas"/>
-          <w:kern w:val="0"/>
-          <w:szCs w:val="38"/>
-          <w:lang w:eastAsia="ru-RU"/>
-          <w14:ligatures w14:val="none"/>
-        </w:rPr>
-      </w:pPr>
-      <w:r>
-        <w:rPr>
-          <w:rFonts w:ascii="Consolas" w:eastAsia="Times New Roman" w:hAnsi="Consolas"/>
-          <w:kern w:val="0"/>
-          <w:szCs w:val="38"/>
-          <w:lang w:val="en-US" w:eastAsia="ru-RU"/>
-          <w14:ligatures w14:val="none"/>
-        </w:rPr>
-        <w:t>check</w:t>
-      </w:r>
-      <w:r>
-        <w:rPr>
-          <w:rFonts w:ascii="Consolas" w:eastAsia="Times New Roman" w:hAnsi="Consolas"/>
-          <w:kern w:val="0"/>
-          <w:szCs w:val="38"/>
-          <w:lang w:eastAsia="ru-RU"/>
-          <w14:ligatures w14:val="none"/>
-        </w:rPr>
-        <w:t>_</w:t>
-      </w:r>
-      <w:r>
-        <w:rPr>
-          <w:rFonts w:ascii="Consolas" w:eastAsia="Times New Roman" w:hAnsi="Consolas"/>
-          <w:kern w:val="0"/>
-          <w:szCs w:val="38"/>
-          <w:lang w:val="en-US" w:eastAsia="ru-RU"/>
-          <w14:ligatures w14:val="none"/>
-        </w:rPr>
-        <w:t>x</w:t>
-      </w:r>
-      <w:r>
-        <w:rPr>
-          <w:rFonts w:ascii="Consolas" w:eastAsia="Times New Roman" w:hAnsi="Consolas"/>
-          <w:kern w:val="0"/>
-          <w:szCs w:val="38"/>
-          <w:lang w:eastAsia="ru-RU"/>
-          <w14:ligatures w14:val="none"/>
-        </w:rPr>
-        <w:t>:</w:t>
-      </w:r>
-    </w:p>
-    <w:p>
-      <w:pPr>
-        <w:rPr>
-          <w:rFonts w:ascii="Consolas" w:eastAsia="Times New Roman" w:hAnsi="Consolas"/>
-          <w:kern w:val="0"/>
-          <w:szCs w:val="38"/>
-          <w:lang w:eastAsia="ru-RU"/>
-          <w14:ligatures w14:val="none"/>
-        </w:rPr>
-      </w:pPr>
-      <w:proofErr w:type="spellStart"/>
-      <w:r>
-        <w:rPr>
-          <w:rFonts w:ascii="Consolas" w:eastAsia="Times New Roman" w:hAnsi="Consolas"/>
-          <w:kern w:val="0"/>
-          <w:szCs w:val="38"/>
-          <w:lang w:val="en-US" w:eastAsia="ru-RU"/>
-          <w14:ligatures w14:val="none"/>
-        </w:rPr>
-        <w:t>ld</w:t>
-      </w:r>
-      <w:proofErr w:type="spellEnd"/>
-      <w:r>
-        <w:rPr>
-          <w:rFonts w:ascii="Consolas" w:eastAsia="Times New Roman" w:hAnsi="Consolas"/>
-          <w:kern w:val="0"/>
-          <w:szCs w:val="38"/>
-          <w:lang w:eastAsia="ru-RU"/>
-          <w14:ligatures w14:val="none"/>
-        </w:rPr>
-        <w:t xml:space="preserve"> &amp;1</w:t>
-      </w:r>
-    </w:p>
-    <w:p>
-      <w:pPr>
-        <w:rPr>
-          <w:rFonts w:ascii="Consolas" w:eastAsia="Times New Roman" w:hAnsi="Consolas"/>
-          <w:kern w:val="0"/>
-          <w:szCs w:val="38"/>
-          <w:lang w:eastAsia="ru-RU"/>
-          <w14:ligatures w14:val="none"/>
-        </w:rPr>
-      </w:pPr>
-      <w:proofErr w:type="spellStart"/>
-      <w:r>
-        <w:rPr>
-          <w:rFonts w:ascii="Consolas" w:eastAsia="Times New Roman" w:hAnsi="Consolas"/>
-          <w:kern w:val="0"/>
-          <w:szCs w:val="38"/>
-          <w:lang w:val="en-US" w:eastAsia="ru-RU"/>
-          <w14:ligatures w14:val="none"/>
-        </w:rPr>
-        <w:t>cmp</w:t>
-      </w:r>
-      <w:proofErr w:type="spellEnd"/>
-      <w:r>
-        <w:rPr>
-          <w:rFonts w:ascii="Consolas" w:eastAsia="Times New Roman" w:hAnsi="Consolas"/>
-          <w:kern w:val="0"/>
-          <w:szCs w:val="38"/>
-          <w:lang w:eastAsia="ru-RU"/>
-          <w14:ligatures w14:val="none"/>
-        </w:rPr>
-        <w:t xml:space="preserve"> $</w:t>
-      </w:r>
-      <w:r>
-        <w:rPr>
-          <w:rFonts w:ascii="Consolas" w:eastAsia="Times New Roman" w:hAnsi="Consolas"/>
-          <w:kern w:val="0"/>
-          <w:szCs w:val="38"/>
-          <w:lang w:val="en-US" w:eastAsia="ru-RU"/>
-          <w14:ligatures w14:val="none"/>
-        </w:rPr>
-        <w:t>min</w:t>
-      </w:r>
-    </w:p>
-    <w:p>
-      <w:pPr>
-        <w:rPr>
-          <w:rFonts w:ascii="Consolas" w:eastAsia="Times New Roman" w:hAnsi="Consolas"/>
-          <w:kern w:val="0"/>
-          <w:szCs w:val="38"/>
-          <w:lang w:eastAsia="ru-RU"/>
-          <w14:ligatures w14:val="none"/>
-        </w:rPr>
-      </w:pPr>
-      <w:proofErr w:type="spellStart"/>
-      <w:r>
-        <w:rPr>
-          <w:rFonts w:ascii="Consolas" w:eastAsia="Times New Roman" w:hAnsi="Consolas"/>
-          <w:kern w:val="0"/>
-          <w:szCs w:val="38"/>
-          <w:lang w:val="en-US" w:eastAsia="ru-RU"/>
-          <w14:ligatures w14:val="none"/>
-        </w:rPr>
-        <w:t>bge</w:t>
-      </w:r>
-      <w:proofErr w:type="spellEnd"/>
-      <w:r>
-        <w:rPr>
-          <w:rFonts w:ascii="Consolas" w:eastAsia="Times New Roman" w:hAnsi="Consolas"/>
-          <w:kern w:val="0"/>
-          <w:szCs w:val="38"/>
-          <w:lang w:eastAsia="ru-RU"/>
-          <w14:ligatures w14:val="none"/>
-        </w:rPr>
-        <w:t xml:space="preserve"> </w:t>
-      </w:r>
-      <w:r>
-        <w:rPr>
-          <w:rFonts w:ascii="Consolas" w:eastAsia="Times New Roman" w:hAnsi="Consolas"/>
-          <w:kern w:val="0"/>
-          <w:szCs w:val="38"/>
-          <w:lang w:val="en-US" w:eastAsia="ru-RU"/>
-          <w14:ligatures w14:val="none"/>
-        </w:rPr>
-        <w:t>next</w:t>
-      </w:r>
-      <w:r>
-        <w:rPr>
-          <w:rFonts w:ascii="Consolas" w:eastAsia="Times New Roman" w:hAnsi="Consolas"/>
-          <w:kern w:val="0"/>
-          <w:szCs w:val="38"/>
-          <w:lang w:eastAsia="ru-RU"/>
-          <w14:ligatures w14:val="none"/>
-        </w:rPr>
-        <w:t xml:space="preserve">; если </w:t>
-      </w:r>
-      <w:proofErr w:type="spellStart"/>
-      <w:r>
-        <w:rPr>
-          <w:rFonts w:ascii="Consolas" w:eastAsia="Times New Roman" w:hAnsi="Consolas"/>
-          <w:kern w:val="0"/>
-          <w:szCs w:val="38"/>
-          <w:lang w:eastAsia="ru-RU"/>
-          <w14:ligatures w14:val="none"/>
-        </w:rPr>
-        <w:t>ок</w:t>
-      </w:r>
-      <w:proofErr w:type="spellEnd"/>
-      <w:r>
-        <w:rPr>
-          <w:rFonts w:ascii="Consolas" w:eastAsia="Times New Roman" w:hAnsi="Consolas"/>
-          <w:kern w:val="0"/>
-          <w:szCs w:val="38"/>
-          <w:lang w:eastAsia="ru-RU"/>
-          <w14:ligatures w14:val="none"/>
-        </w:rPr>
-        <w:t xml:space="preserve"> - продолжаем проверку</w:t>
-      </w:r>
-    </w:p>
-    <w:p>
-      <w:pPr>
-        <w:rPr>
-          <w:rFonts w:ascii="Consolas" w:eastAsia="Times New Roman" w:hAnsi="Consolas"/>
-          <w:kern w:val="0"/>
-          <w:szCs w:val="38"/>
-          <w:lang w:val="en-US" w:eastAsia="ru-RU"/>
-          <w14:ligatures w14:val="none"/>
-        </w:rPr>
-      </w:pPr>
-      <w:proofErr w:type="spellStart"/>
-      <w:r>
-        <w:rPr>
-          <w:rFonts w:ascii="Consolas" w:eastAsia="Times New Roman" w:hAnsi="Consolas"/>
-          <w:kern w:val="0"/>
-          <w:szCs w:val="38"/>
-          <w:lang w:val="en-US" w:eastAsia="ru-RU"/>
-          <w14:ligatures w14:val="none"/>
-        </w:rPr>
-        <w:t>ld</w:t>
-      </w:r>
-      <w:proofErr w:type="spellEnd"/>
-      <w:r>
-        <w:rPr>
-          <w:rFonts w:ascii="Consolas" w:eastAsia="Times New Roman" w:hAnsi="Consolas"/>
-          <w:kern w:val="0"/>
-          <w:szCs w:val="38"/>
-          <w:lang w:val="en-US" w:eastAsia="ru-RU"/>
-          <w14:ligatures w14:val="none"/>
-        </w:rPr>
-        <w:t xml:space="preserve"> $max</w:t>
-      </w:r>
-    </w:p>
-    <w:p>
-      <w:pPr>
-        <w:rPr>
-          <w:rFonts w:ascii="Consolas" w:eastAsia="Times New Roman" w:hAnsi="Consolas"/>
-          <w:kern w:val="0"/>
-          <w:szCs w:val="38"/>
-          <w:lang w:val="en-US" w:eastAsia="ru-RU"/>
-          <w14:ligatures w14:val="none"/>
-        </w:rPr>
-      </w:pPr>
-      <w:proofErr w:type="spellStart"/>
-      <w:r>
-        <w:rPr>
-          <w:rFonts w:ascii="Consolas" w:eastAsia="Times New Roman" w:hAnsi="Consolas"/>
-          <w:kern w:val="0"/>
-          <w:szCs w:val="38"/>
-          <w:lang w:val="en-US" w:eastAsia="ru-RU"/>
-          <w14:ligatures w14:val="none"/>
-        </w:rPr>
-        <w:t>st</w:t>
-      </w:r>
-      <w:proofErr w:type="spellEnd"/>
-      <w:r>
-        <w:rPr>
-          <w:rFonts w:ascii="Consolas" w:eastAsia="Times New Roman" w:hAnsi="Consolas"/>
-          <w:kern w:val="0"/>
-          <w:szCs w:val="38"/>
-          <w:lang w:val="en-US" w:eastAsia="ru-RU"/>
-          <w14:ligatures w14:val="none"/>
-        </w:rPr>
-        <w:t xml:space="preserve"> &amp;1</w:t>
-      </w:r>
-    </w:p>
-    <w:p>
-      <w:pPr>
-        <w:rPr>
-          <w:rFonts w:ascii="Consolas" w:eastAsia="Times New Roman" w:hAnsi="Consolas"/>
-          <w:kern w:val="0"/>
-          <w:szCs w:val="38"/>
-          <w:lang w:val="en-US" w:eastAsia="ru-RU"/>
-          <w14:ligatures w14:val="none"/>
-        </w:rPr>
-      </w:pPr>
-      <w:r>
-        <w:rPr>
-          <w:rFonts w:ascii="Consolas" w:eastAsia="Times New Roman" w:hAnsi="Consolas"/>
-          <w:kern w:val="0"/>
-          <w:szCs w:val="38"/>
-          <w:lang w:val="en-US" w:eastAsia="ru-RU"/>
-          <w14:ligatures w14:val="none"/>
-        </w:rPr>
-        <w:t>ret</w:t>
-      </w:r>
-    </w:p>
-    <w:p>
-      <w:pPr>
-        <w:rPr>
-          <w:rFonts w:ascii="Consolas" w:eastAsia="Times New Roman" w:hAnsi="Consolas"/>
-          <w:kern w:val="0"/>
-          <w:szCs w:val="38"/>
-          <w:lang w:val="en-US" w:eastAsia="ru-RU"/>
-          <w14:ligatures w14:val="none"/>
-        </w:rPr>
-      </w:pPr>
-      <w:r>
-        <w:rPr>
-          <w:rFonts w:ascii="Consolas" w:eastAsia="Times New Roman" w:hAnsi="Consolas"/>
-          <w:kern w:val="0"/>
-          <w:szCs w:val="38"/>
-          <w:lang w:val="en-US" w:eastAsia="ru-RU"/>
-          <w14:ligatures w14:val="none"/>
-        </w:rPr>
-        <w:t>next:</w:t>
-      </w:r>
-    </w:p>
-    <w:p>
-      <w:pPr>
-        <w:rPr>
-          <w:rFonts w:ascii="Consolas" w:eastAsia="Times New Roman" w:hAnsi="Consolas"/>
-          <w:kern w:val="0"/>
-          <w:szCs w:val="38"/>
-          <w:lang w:val="en-US" w:eastAsia="ru-RU"/>
-          <w14:ligatures w14:val="none"/>
-        </w:rPr>
-      </w:pPr>
-      <w:proofErr w:type="spellStart"/>
-      <w:r>
-        <w:rPr>
-          <w:rFonts w:ascii="Consolas" w:eastAsia="Times New Roman" w:hAnsi="Consolas"/>
-          <w:kern w:val="0"/>
-          <w:szCs w:val="38"/>
-          <w:lang w:val="en-US" w:eastAsia="ru-RU"/>
-          <w14:ligatures w14:val="none"/>
-        </w:rPr>
-        <w:t>ld</w:t>
-      </w:r>
-      <w:proofErr w:type="spellEnd"/>
-      <w:r>
-        <w:rPr>
-          <w:rFonts w:ascii="Consolas" w:eastAsia="Times New Roman" w:hAnsi="Consolas"/>
-          <w:kern w:val="0"/>
-          <w:szCs w:val="38"/>
-          <w:lang w:val="en-US" w:eastAsia="ru-RU"/>
-          <w14:ligatures w14:val="none"/>
-        </w:rPr>
-        <w:t xml:space="preserve"> &amp;1</w:t>
-      </w:r>
-    </w:p>
-    <w:p>
-      <w:pPr>
-        <w:rPr>
-          <w:rFonts w:ascii="Consolas" w:eastAsia="Times New Roman" w:hAnsi="Consolas"/>
-          <w:kern w:val="0"/>
-          <w:szCs w:val="38"/>
-          <w:lang w:val="en-US" w:eastAsia="ru-RU"/>
-          <w14:ligatures w14:val="none"/>
-        </w:rPr>
-      </w:pPr>
-      <w:proofErr w:type="spellStart"/>
-      <w:r>
-        <w:rPr>
-          <w:rFonts w:ascii="Consolas" w:eastAsia="Times New Roman" w:hAnsi="Consolas"/>
-          <w:kern w:val="0"/>
-          <w:szCs w:val="38"/>
-          <w:lang w:val="en-US" w:eastAsia="ru-RU"/>
-          <w14:ligatures w14:val="none"/>
-        </w:rPr>
-        <w:t>cmp</w:t>
-      </w:r>
-      <w:proofErr w:type="spellEnd"/>
-      <w:r>
-        <w:rPr>
-          <w:rFonts w:ascii="Consolas" w:eastAsia="Times New Roman" w:hAnsi="Consolas"/>
-          <w:kern w:val="0"/>
-          <w:szCs w:val="38"/>
-          <w:lang w:val="en-US" w:eastAsia="ru-RU"/>
-          <w14:ligatures w14:val="none"/>
-        </w:rPr>
-        <w:t xml:space="preserve"> $max</w:t>
-      </w:r>
-    </w:p>
-    <w:p>
-      <w:pPr>
-        <w:rPr>
-          <w:rFonts w:ascii="Consolas" w:eastAsia="Times New Roman" w:hAnsi="Consolas"/>
-          <w:kern w:val="0"/>
-          <w:szCs w:val="38"/>
-          <w:lang w:val="en-US" w:eastAsia="ru-RU"/>
-          <w14:ligatures w14:val="none"/>
-        </w:rPr>
-      </w:pPr>
-      <w:proofErr w:type="spellStart"/>
-      <w:r>
-        <w:rPr>
-          <w:rFonts w:ascii="Consolas" w:eastAsia="Times New Roman" w:hAnsi="Consolas"/>
-          <w:kern w:val="0"/>
-          <w:szCs w:val="38"/>
-          <w:lang w:val="en-US" w:eastAsia="ru-RU"/>
-          <w14:ligatures w14:val="none"/>
-        </w:rPr>
-        <w:t>blt</w:t>
-      </w:r>
-      <w:proofErr w:type="spellEnd"/>
-      <w:r>
-        <w:rPr>
-          <w:rFonts w:ascii="Consolas" w:eastAsia="Times New Roman" w:hAnsi="Consolas"/>
-          <w:kern w:val="0"/>
-          <w:szCs w:val="38"/>
-          <w:lang w:val="en-US" w:eastAsia="ru-RU"/>
-          <w14:ligatures w14:val="none"/>
-        </w:rPr>
-        <w:t xml:space="preserve"> ok; </w:t>
-      </w:r>
-      <w:proofErr w:type="spellStart"/>
-      <w:r>
-        <w:rPr>
-          <w:rFonts w:ascii="Consolas" w:eastAsia="Times New Roman" w:hAnsi="Consolas"/>
-          <w:kern w:val="0"/>
-          <w:szCs w:val="38"/>
-          <w:lang w:val="en-US" w:eastAsia="ru-RU"/>
-          <w14:ligatures w14:val="none"/>
-        </w:rPr>
-        <w:t>если</w:t>
-      </w:r>
-      <w:proofErr w:type="spellEnd"/>
-      <w:r>
-        <w:rPr>
-          <w:rFonts w:ascii="Consolas" w:eastAsia="Times New Roman" w:hAnsi="Consolas"/>
-          <w:kern w:val="0"/>
-          <w:szCs w:val="38"/>
-          <w:lang w:val="en-US" w:eastAsia="ru-RU"/>
-          <w14:ligatures w14:val="none"/>
-        </w:rPr>
-        <w:t xml:space="preserve"> </w:t>
-      </w:r>
-      <w:proofErr w:type="spellStart"/>
-      <w:r>
-        <w:rPr>
-          <w:rFonts w:ascii="Consolas" w:eastAsia="Times New Roman" w:hAnsi="Consolas"/>
-          <w:kern w:val="0"/>
-          <w:szCs w:val="38"/>
-          <w:lang w:val="en-US" w:eastAsia="ru-RU"/>
-          <w14:ligatures w14:val="none"/>
-        </w:rPr>
-        <w:t>меньше</w:t>
-      </w:r>
-      <w:proofErr w:type="spellEnd"/>
-      <w:r>
-        <w:rPr>
-          <w:rFonts w:ascii="Consolas" w:eastAsia="Times New Roman" w:hAnsi="Consolas"/>
-          <w:kern w:val="0"/>
-          <w:szCs w:val="38"/>
-          <w:lang w:val="en-US" w:eastAsia="ru-RU"/>
-          <w14:ligatures w14:val="none"/>
-        </w:rPr>
-        <w:t xml:space="preserve"> - ret x</w:t>
-      </w:r>
-    </w:p>
-    <w:p>
-      <w:pPr>
-        <w:rPr>
-          <w:rFonts w:ascii="Consolas" w:eastAsia="Times New Roman" w:hAnsi="Consolas"/>
-          <w:kern w:val="0"/>
-          <w:szCs w:val="38"/>
-          <w:lang w:val="en-US" w:eastAsia="ru-RU"/>
-          <w14:ligatures w14:val="none"/>
-        </w:rPr>
-      </w:pPr>
-      <w:proofErr w:type="spellStart"/>
-      <w:r>
-        <w:rPr>
-          <w:rFonts w:ascii="Consolas" w:eastAsia="Times New Roman" w:hAnsi="Consolas"/>
-          <w:kern w:val="0"/>
-          <w:szCs w:val="38"/>
-          <w:lang w:val="en-US" w:eastAsia="ru-RU"/>
-          <w14:ligatures w14:val="none"/>
-        </w:rPr>
-        <w:lastRenderedPageBreak/>
         <w:t>ld</w:t>
       </w:r>
       <w:proofErr w:type="spellEnd"/>
@@ -4202,7 +4225,6 @@
       <w:pPr>
         <w:rPr>
           <w:rFonts w:eastAsiaTheme="minorEastAsia"/>
-          <w:lang w:val="en-US"/>
         </w:rPr>
       </w:pPr>
       <w:r>
@@ -4426,7 +4448,7 @@
         <w:pStyle w:val="a7"/>
         <w:numPr>
           <w:ilvl w:val="0"/>
-          <w:numId w:val="11"/>
+          <w:numId w:val="10"/>
         </w:numPr>
       </w:pPr>
       <w:r>
@@ -4445,22 +4467,173 @@
         <w:t>из памяти БЭВМ</w:t>
       </w:r>
       <w:r>
+        <w:t>:</w:t>
+      </w:r>
+    </w:p>
+    <w:p>
+      <w:pPr>
+        <w:pStyle w:val="a7"/>
+        <w:numPr>
+          <w:ilvl w:val="1"/>
+          <w:numId w:val="10"/>
+        </w:numPr>
+      </w:pPr>
+      <w:r>
+        <w:t xml:space="preserve">Записать текущий </w:t>
+      </w:r>
+      <w:r>
+        <w:rPr>
+          <w:lang w:val="en-US"/>
+        </w:rPr>
+        <w:t>IP</w:t>
+      </w:r>
+    </w:p>
+    <w:p>
+      <w:pPr>
+        <w:pStyle w:val="a7"/>
+        <w:numPr>
+          <w:ilvl w:val="1"/>
+          <w:numId w:val="10"/>
+        </w:numPr>
+      </w:pPr>
+      <w:r>
+        <w:t xml:space="preserve">Ввести в </w:t>
+      </w:r>
+      <w:r>
+        <w:rPr>
+          <w:lang w:val="en-US"/>
+        </w:rPr>
+        <w:t>IR</w:t>
+      </w:r>
+      <w:r>
         <w:t xml:space="preserve"> </w:t>
       </w:r>
       <w:r>
-        <w:t>(</w:t>
-      </w:r>
-      <w:r>
-        <w:t xml:space="preserve">из </w:t>
+        <w:t xml:space="preserve">адрес </w:t>
       </w:r>
       <w:r>
         <w:rPr>
           <w:lang w:val="en-US"/>
         </w:rPr>
-        <w:t>DR</w:t>
-      </w:r>
-      <w:r>
-        <w:t>)</w:t>
+        <w:t>X</w:t>
+      </w:r>
+      <w:r>
+        <w:t xml:space="preserve"> (0</w:t>
+      </w:r>
+      <w:r>
+        <w:rPr>
+          <w:lang w:val="en-US"/>
+        </w:rPr>
+        <w:t>x</w:t>
+      </w:r>
+      <w:r>
+        <w:t>37)</w:t>
+      </w:r>
+    </w:p>
+    <w:p>
+      <w:pPr>
+        <w:pStyle w:val="a7"/>
+        <w:numPr>
+          <w:ilvl w:val="1"/>
+          <w:numId w:val="10"/>
+        </w:numPr>
+      </w:pPr>
+      <w:r>
+        <w:lastRenderedPageBreak/>
+        <w:t xml:space="preserve">Нажать </w:t>
+      </w:r>
+      <w:r>
+        <w:t>“</w:t>
+      </w:r>
+      <w:r>
+        <w:t>Ввод адреса</w:t>
+      </w:r>
+      <w:r>
+        <w:t>”</w:t>
+      </w:r>
+      <w:r>
+        <w:t xml:space="preserve">, а потом </w:t>
+      </w:r>
+      <w:r>
+        <w:t>“</w:t>
+      </w:r>
+      <w:r>
+        <w:t>Чтение</w:t>
+      </w:r>
+      <w:r>
+        <w:t>”</w:t>
+      </w:r>
+    </w:p>
+    <w:p>
+      <w:pPr>
+        <w:pStyle w:val="a7"/>
+        <w:numPr>
+          <w:ilvl w:val="1"/>
+          <w:numId w:val="10"/>
+        </w:numPr>
+      </w:pPr>
+      <w:r>
+        <w:t xml:space="preserve">Записать </w:t>
+      </w:r>
+      <w:r>
+        <w:rPr>
+          <w:lang w:val="en-US"/>
+        </w:rPr>
+        <w:t>X</w:t>
+      </w:r>
+    </w:p>
+    <w:p>
+      <w:pPr>
+        <w:pStyle w:val="a7"/>
+        <w:numPr>
+          <w:ilvl w:val="1"/>
+          <w:numId w:val="10"/>
+        </w:numPr>
+      </w:pPr>
+      <w:r>
+        <w:t xml:space="preserve">Ввести в </w:t>
+      </w:r>
+      <w:r>
+        <w:rPr>
+          <w:lang w:val="en-US"/>
+        </w:rPr>
+        <w:t>IR</w:t>
+      </w:r>
+      <w:r>
+        <w:t xml:space="preserve"> </w:t>
+      </w:r>
+      <w:r>
+        <w:t xml:space="preserve">ранее записанный </w:t>
+      </w:r>
+      <w:r>
+        <w:rPr>
+          <w:lang w:val="en-US"/>
+        </w:rPr>
+        <w:t>IP</w:t>
+      </w:r>
+    </w:p>
+    <w:p>
+      <w:pPr>
+        <w:pStyle w:val="a7"/>
+        <w:numPr>
+          <w:ilvl w:val="1"/>
+          <w:numId w:val="10"/>
+        </w:numPr>
+      </w:pPr>
+      <w:r>
+        <w:t xml:space="preserve">Нажать </w:t>
+      </w:r>
+      <w:r>
+        <w:t>“</w:t>
+      </w:r>
+      <w:r>
+        <w:t>Ввод адреса</w:t>
+      </w:r>
+      <w:r>
+        <w:t>”</w:t>
+      </w:r>
+      <w:r>
+        <w:t xml:space="preserve"> и продолжить выполнение программы</w:t>
       </w:r>
     </w:p>
     <w:p>
@@ -4532,7 +4705,6 @@
         </w:numPr>
       </w:pPr>
       <w:r>
-        <w:lastRenderedPageBreak/>
         <w:t>Продолжить выполнение</w:t>
       </w:r>
     </w:p>
@@ -4864,6 +5036,9 @@
           <w:p>
             <w:pPr>
               <w:jc w:val="center"/>
+              <w:rPr>
+                <w:lang w:val="en-US"/>
+              </w:rPr>
             </w:pPr>
             <w:r>
               <w:rPr>
@@ -5601,6 +5776,7 @@
               <w:rPr>
                 <w:lang w:val="en-US"/>
               </w:rPr>
+              <w:lastRenderedPageBreak/>
               <w:t>0</w:t>
             </w:r>
           </w:p>
@@ -5784,7 +5960,6 @@
       </w:pPr>
       <w:bookmarkStart w:id="7" w:name="_Toc228020464"/>
       <w:r>
-        <w:lastRenderedPageBreak/>
         <w:t>Заключение</w:t>
       </w:r>
       <w:bookmarkEnd w:id="7"/>
@@ -7009,7 +7184,7 @@
   <w:abstractNum w:abstractNumId="10" w15:restartNumberingAfterBreak="0">
     <w:nsid w:val="6F4B4EAE"/>
     <w:multiLevelType w:val="hybridMultilevel"/>
-    <w:tmpl w:val="932433EA"/>
+    <w:tmpl w:val="91A6FAD8"/>
     <w:lvl w:ilvl="0" w:tplc="04190011">
       <w:start w:val="1"/>
       <w:numFmt w:val="decimal"/>
@@ -7022,7 +7197,7 @@
         <w:rFonts w:hint="default"/>
       </w:rPr>
     </w:lvl>
-    <w:lvl w:ilvl="1" w:tplc="04190019" w:tentative="1">
+    <w:lvl w:ilvl="1" w:tplc="04190019">
       <w:start w:val="1"/>
       <w:numFmt w:val="lowerLetter"/>
       <w:lvlText w:val="%2."/>
